--- a/분석/1부11화_Una_carta_di_anni_fa_분석.docx
+++ b/분석/1부11화_Una_carta_di_anni_fa_분석.docx
@@ -1810,7 +1810,7 @@
           <w:color w:val="808080"/>
           <w:sz w:val="18"/>
         </w:rPr>
-        <w:t>서류에 따라 다르지. 좀 보여줄래요.</w:t>
+        <w:t>서류에 따라 달라요. 좀 보여줄래요?</w:t>
       </w:r>
     </w:p>
     <w:p>
@@ -3290,7 +3290,7 @@
           <w:color w:val="1A1A1A"/>
           <w:sz w:val="22"/>
         </w:rPr>
-        <w:t xml:space="preserve">   Anch'io ricordo quell'estate, faceva un caldo assurdo.</w:t>
+        <w:t xml:space="preserve">   Io ricordo bene quell'estate, faceva un caldo assurdo.</w:t>
       </w:r>
     </w:p>
     <w:p>
@@ -3303,7 +3303,7 @@
           <w:color w:val="808080"/>
           <w:sz w:val="18"/>
         </w:rPr>
-        <w:t>나도 그해 여름 기억나, 미친 듯이 더웠지.</w:t>
+        <w:t>난 그해 여름 잘 기억나, 미친 듯이 더웠지.</w:t>
       </w:r>
     </w:p>
     <w:p>
@@ -3334,7 +3334,7 @@
           <w:color w:val="262626"/>
           <w:sz w:val="18"/>
         </w:rPr>
-        <w:t xml:space="preserve"> — 동사 ricordare(기억하다) 직설법 현재 1인칭 단수</w:t>
+        <w:t xml:space="preserve"> — ricordare 직설법 현재 1인칭 단수</w:t>
       </w:r>
       <w:r>
         <w:rPr>
@@ -3382,7 +3382,7 @@
           <w:color w:val="262626"/>
           <w:sz w:val="18"/>
         </w:rPr>
-        <w:t xml:space="preserve"> — 동사 fare 직설법 반과거 3인칭 단수</w:t>
+        <w:t xml:space="preserve"> — fare 직설법 반과거 3인칭 단수</w:t>
       </w:r>
       <w:r>
         <w:rPr>
@@ -3406,7 +3406,7 @@
           <w:color w:val="262626"/>
           <w:sz w:val="18"/>
         </w:rPr>
-        <w:t xml:space="preserve"> — 형용사 · 터무니없는 (남성 단수, caldo에 일치)</w:t>
+        <w:t xml:space="preserve"> — 형용사 · 터무니없는 (남성 단수)</w:t>
       </w:r>
     </w:p>
     <w:p>
@@ -3429,7 +3429,7 @@
           <w:color w:val="262626"/>
           <w:sz w:val="18"/>
         </w:rPr>
-        <w:t>날씨 표현은 비인칭 fare: fa caldo/freddo. 여기서는 faceva un caldo + 형용사로 강조했다. quell'estate: quello는 모음 앞에서 quell'.</w:t>
+        <w:t>quell'estate: quello가 모음 앞에서 quell'. 날씨 표현 fare caldo, 과거 묘사는 반과거 faceva.</w:t>
       </w:r>
     </w:p>
     <w:p>
@@ -3452,7 +3452,7 @@
           <w:color w:val="262626"/>
           <w:sz w:val="18"/>
         </w:rPr>
-        <w:t>un caldo assurdo: '미친 듯한 더위'. assurdo는 구어에서 '엄청난'의 강조로 쓰인다.</w:t>
+        <w:t>un caldo assurdo: '말도 안 되게 더운' 구어 강조.</w:t>
       </w:r>
     </w:p>
     <w:p>
@@ -3475,7 +3475,7 @@
           <w:color w:val="262626"/>
           <w:sz w:val="18"/>
         </w:rPr>
-        <w:t>직설법 현재(Indicativo presente) — 지금 기억하고 있음; 직설법 반과거(Imperfetto) — 과거 날씨 배경 묘사</w:t>
+        <w:t>직설법 현재 — 지금의 기억; 직설법 반과거(Imperfetto) — 과거 배경 묘사</w:t>
       </w:r>
     </w:p>
     <w:p>
@@ -3515,7 +3515,7 @@
           <w:color w:val="808080"/>
           <w:sz w:val="18"/>
         </w:rPr>
-        <w:t>여름 말고 서류에 집중하자, 로사.</w:t>
+        <w:t>여름 말고 서류에 집중해요, 로사.</w:t>
       </w:r>
     </w:p>
     <w:p>
@@ -4479,7 +4479,7 @@
           <w:color w:val="808080"/>
           <w:sz w:val="18"/>
         </w:rPr>
-        <w:t>맞아. 통지가 잘못되면 퇴거 자체가 하자가 있어.</w:t>
+        <w:t>맞아. 통지가 잘못되면 퇴거 자체에 하자가 있어.</w:t>
       </w:r>
     </w:p>
     <w:p>
@@ -6007,7 +6007,7 @@
           <w:color w:val="808080"/>
           <w:sz w:val="18"/>
         </w:rPr>
-        <w:t>그럼, 새 서류에는 성이 일치해야 하니까.</w:t>
+        <w:t>그럼요, 새 서류에는 성이 일치해야 하니까요.</w:t>
       </w:r>
     </w:p>
     <w:p>
@@ -6534,7 +6534,7 @@
           <w:color w:val="1A1A1A"/>
           <w:sz w:val="22"/>
         </w:rPr>
-        <w:t xml:space="preserve">   Nella scienza, ogni errore piccolo conta, Sofia.</w:t>
+        <w:t xml:space="preserve">   Nella scienza, ogni piccolo errore conta, Sofia.</w:t>
       </w:r>
     </w:p>
     <w:p>
@@ -6578,7 +6578,7 @@
           <w:color w:val="262626"/>
           <w:sz w:val="18"/>
         </w:rPr>
-        <w:t xml:space="preserve"> — 명사(여) · 과학</w:t>
+        <w:t xml:space="preserve"> — 명사(여) · 과학 / 복수 scienze</w:t>
       </w:r>
       <w:r>
         <w:rPr>
@@ -6594,6 +6594,54 @@
           <w:color w:val="262626"/>
           <w:sz w:val="18"/>
         </w:rPr>
+        <w:t>ogni</w:t>
+      </w:r>
+      <w:r>
+        <w:rPr>
+          <w:b w:val="0"/>
+          <w:color w:val="262626"/>
+          <w:sz w:val="18"/>
+        </w:rPr>
+        <w:t xml:space="preserve"> — 형용사 · 모든, 각 (불변, 단수 명사와)</w:t>
+      </w:r>
+      <w:r>
+        <w:rPr>
+          <w:b w:val="0"/>
+          <w:color w:val="262626"/>
+          <w:sz w:val="18"/>
+        </w:rPr>
+        <w:t xml:space="preserve"> · </w:t>
+      </w:r>
+      <w:r>
+        <w:rPr>
+          <w:b/>
+          <w:color w:val="262626"/>
+          <w:sz w:val="18"/>
+        </w:rPr>
+        <w:t>errore</w:t>
+      </w:r>
+      <w:r>
+        <w:rPr>
+          <w:b w:val="0"/>
+          <w:color w:val="262626"/>
+          <w:sz w:val="18"/>
+        </w:rPr>
+        <w:t xml:space="preserve"> — 명사(남) · 오류 / 복수 errori</w:t>
+      </w:r>
+      <w:r>
+        <w:rPr>
+          <w:b w:val="0"/>
+          <w:color w:val="262626"/>
+          <w:sz w:val="18"/>
+        </w:rPr>
+        <w:t xml:space="preserve"> · </w:t>
+      </w:r>
+      <w:r>
+        <w:rPr>
+          <w:b/>
+          <w:color w:val="262626"/>
+          <w:sz w:val="18"/>
+        </w:rPr>
         <w:t>conta</w:t>
       </w:r>
       <w:r>
@@ -6602,31 +6650,7 @@
           <w:color w:val="262626"/>
           <w:sz w:val="18"/>
         </w:rPr>
-        <w:t xml:space="preserve"> — 동사 contare(중요하다) 직설법 현재 3인칭 단수</w:t>
-      </w:r>
-      <w:r>
-        <w:rPr>
-          <w:b w:val="0"/>
-          <w:color w:val="262626"/>
-          <w:sz w:val="18"/>
-        </w:rPr>
-        <w:t xml:space="preserve"> · </w:t>
-      </w:r>
-      <w:r>
-        <w:rPr>
-          <w:b/>
-          <w:color w:val="262626"/>
-          <w:sz w:val="18"/>
-        </w:rPr>
-        <w:t>piccolo</w:t>
-      </w:r>
-      <w:r>
-        <w:rPr>
-          <w:b w:val="0"/>
-          <w:color w:val="262626"/>
-          <w:sz w:val="18"/>
-        </w:rPr>
-        <w:t xml:space="preserve"> — 형용사 · 작은 (남성 단수)</w:t>
+        <w:t xml:space="preserve"> — contare 직설법 현재 3인칭 단수</w:t>
       </w:r>
     </w:p>
     <w:p>
@@ -6649,7 +6673,7 @@
           <w:color w:val="262626"/>
           <w:sz w:val="18"/>
         </w:rPr>
-        <w:t>in + la = nella. ogni + 단수 명사(ogni errore)이므로 동사도 3인칭 단수.</w:t>
+        <w:t>ogni + 단수 명사 + 단수 동사: ogni errore conta. piccolo는 보통 명사 앞.</w:t>
       </w:r>
     </w:p>
     <w:p>
@@ -6672,7 +6696,7 @@
           <w:color w:val="262626"/>
           <w:sz w:val="18"/>
         </w:rPr>
-        <w:t>contare: '세다' 외에 '중요하다'의 뜻. Galileo가 과학자로서의 원칙을 말한다.</w:t>
+        <w:t>contare: '중요하다'의 뜻(= essere importante).</w:t>
       </w:r>
     </w:p>
     <w:p>
@@ -7802,7 +7826,7 @@
           <w:color w:val="1A1A1A"/>
           <w:sz w:val="22"/>
         </w:rPr>
-        <w:t xml:space="preserve">   Ah, tipo quando il registratore sbaglia il nome.</w:t>
+        <w:t xml:space="preserve">   Ah, tipo quando il cassiere sbaglia il nome.</w:t>
       </w:r>
     </w:p>
     <w:p>
@@ -7838,15 +7862,15 @@
           <w:color w:val="262626"/>
           <w:sz w:val="18"/>
         </w:rPr>
-        <w:t>registratore</w:t>
-      </w:r>
-      <w:r>
-        <w:rPr>
-          <w:b w:val="0"/>
-          <w:color w:val="262626"/>
-          <w:sz w:val="18"/>
-        </w:rPr>
-        <w:t xml:space="preserve"> — 명사(남) · 기록 장치, 등록기 / 복수 registratori</w:t>
+        <w:t>tipo</w:t>
+      </w:r>
+      <w:r>
+        <w:rPr>
+          <w:b w:val="0"/>
+          <w:color w:val="262626"/>
+          <w:sz w:val="18"/>
+        </w:rPr>
+        <w:t xml:space="preserve"> — 구어 부사 · 그러니까, ~같은 (Z세대 말버릇)</w:t>
       </w:r>
       <w:r>
         <w:rPr>
@@ -7862,6 +7886,30 @@
           <w:color w:val="262626"/>
           <w:sz w:val="18"/>
         </w:rPr>
+        <w:t>cassiere</w:t>
+      </w:r>
+      <w:r>
+        <w:rPr>
+          <w:b w:val="0"/>
+          <w:color w:val="262626"/>
+          <w:sz w:val="18"/>
+        </w:rPr>
+        <w:t xml:space="preserve"> — 명사(남) · 계산원 / 복수 cassieri</w:t>
+      </w:r>
+      <w:r>
+        <w:rPr>
+          <w:b w:val="0"/>
+          <w:color w:val="262626"/>
+          <w:sz w:val="18"/>
+        </w:rPr>
+        <w:t xml:space="preserve"> · </w:t>
+      </w:r>
+      <w:r>
+        <w:rPr>
+          <w:b/>
+          <w:color w:val="262626"/>
+          <w:sz w:val="18"/>
+        </w:rPr>
         <w:t>sbaglia</w:t>
       </w:r>
       <w:r>
@@ -7870,31 +7918,7 @@
           <w:color w:val="262626"/>
           <w:sz w:val="18"/>
         </w:rPr>
-        <w:t xml:space="preserve"> — 동사 sbagliare(틀리다) 직설법 현재 3인칭 단수</w:t>
-      </w:r>
-      <w:r>
-        <w:rPr>
-          <w:b w:val="0"/>
-          <w:color w:val="262626"/>
-          <w:sz w:val="18"/>
-        </w:rPr>
-        <w:t xml:space="preserve"> · </w:t>
-      </w:r>
-      <w:r>
-        <w:rPr>
-          <w:b/>
-          <w:color w:val="262626"/>
-          <w:sz w:val="18"/>
-        </w:rPr>
-        <w:t>nome</w:t>
-      </w:r>
-      <w:r>
-        <w:rPr>
-          <w:b w:val="0"/>
-          <w:color w:val="262626"/>
-          <w:sz w:val="18"/>
-        </w:rPr>
-        <w:t xml:space="preserve"> — 명사(남) · 이름 / 복수 nomi</w:t>
+        <w:t xml:space="preserve"> — sbagliare 직설법 현재 3인칭 단수</w:t>
       </w:r>
     </w:p>
     <w:p>
@@ -7917,7 +7941,7 @@
           <w:color w:val="262626"/>
           <w:sz w:val="18"/>
         </w:rPr>
-        <w:t>quando + 직설법 현재: 반복되는 일반적 상황('~할 때').</w:t>
+        <w:t>quando + 직설법: 반복되는 상황. sbagliare + 명사: '~을 틀리다'.</w:t>
       </w:r>
     </w:p>
     <w:p>
@@ -7940,7 +7964,7 @@
           <w:color w:val="262626"/>
           <w:sz w:val="18"/>
         </w:rPr>
-        <w:t>Ah, tipo quando...: Sofia가 자기 경험에 빗대어 이해를 확인하는 말버릇.</w:t>
+        <w:t>tipo quando...: 일상 예시로 비유하는 젊은 세대 화법.</w:t>
       </w:r>
     </w:p>
     <w:p>
@@ -7963,7 +7987,7 @@
           <w:color w:val="262626"/>
           <w:sz w:val="18"/>
         </w:rPr>
-        <w:t>직설법 현재(Indicativo presente) — 반복적·일반적 상황</w:t>
+        <w:t>직설법 현재(Indicativo presente) — 일반적 상황</w:t>
       </w:r>
     </w:p>
     <w:p>
@@ -9070,7 +9094,7 @@
           <w:color w:val="1A1A1A"/>
           <w:sz w:val="22"/>
         </w:rPr>
-        <w:t xml:space="preserve">   Il timbro dice martedì trentuno, ma trentuno cadeva mercoledì.</w:t>
+        <w:t xml:space="preserve">   Il timbro dice martedì trentuno, ma il trentuno era mercoledì.</w:t>
       </w:r>
     </w:p>
     <w:p>
@@ -9106,6 +9130,30 @@
           <w:color w:val="262626"/>
           <w:sz w:val="18"/>
         </w:rPr>
+        <w:t>timbro</w:t>
+      </w:r>
+      <w:r>
+        <w:rPr>
+          <w:b w:val="0"/>
+          <w:color w:val="262626"/>
+          <w:sz w:val="18"/>
+        </w:rPr>
+        <w:t xml:space="preserve"> — 명사(남) · 도장, 소인 / 복수 timbri</w:t>
+      </w:r>
+      <w:r>
+        <w:rPr>
+          <w:b w:val="0"/>
+          <w:color w:val="262626"/>
+          <w:sz w:val="18"/>
+        </w:rPr>
+        <w:t xml:space="preserve"> · </w:t>
+      </w:r>
+      <w:r>
+        <w:rPr>
+          <w:b/>
+          <w:color w:val="262626"/>
+          <w:sz w:val="18"/>
+        </w:rPr>
         <w:t>dice</w:t>
       </w:r>
       <w:r>
@@ -9114,7 +9162,7 @@
           <w:color w:val="262626"/>
           <w:sz w:val="18"/>
         </w:rPr>
-        <w:t xml:space="preserve"> — 동사 dire 직설법 현재 3인칭 단수</w:t>
+        <w:t xml:space="preserve"> — dire 직설법 현재 3인칭 단수</w:t>
       </w:r>
       <w:r>
         <w:rPr>
@@ -9130,15 +9178,15 @@
           <w:color w:val="262626"/>
           <w:sz w:val="18"/>
         </w:rPr>
-        <w:t>trentuno</w:t>
-      </w:r>
-      <w:r>
-        <w:rPr>
-          <w:b w:val="0"/>
-          <w:color w:val="262626"/>
-          <w:sz w:val="18"/>
-        </w:rPr>
-        <w:t xml:space="preserve"> — 수사 · 31</w:t>
+        <w:t>era</w:t>
+      </w:r>
+      <w:r>
+        <w:rPr>
+          <w:b w:val="0"/>
+          <w:color w:val="262626"/>
+          <w:sz w:val="18"/>
+        </w:rPr>
+        <w:t xml:space="preserve"> — essere 직설법 반과거 3인칭 단수</w:t>
       </w:r>
       <w:r>
         <w:rPr>
@@ -9154,15 +9202,15 @@
           <w:color w:val="262626"/>
           <w:sz w:val="18"/>
         </w:rPr>
-        <w:t>cadeva</w:t>
-      </w:r>
-      <w:r>
-        <w:rPr>
-          <w:b w:val="0"/>
-          <w:color w:val="262626"/>
-          <w:sz w:val="18"/>
-        </w:rPr>
-        <w:t xml:space="preserve"> — 동사 cadere(해당하다, 떨어지다) 직설법 반과거 3인칭 단수</w:t>
+        <w:t>mercoledì</w:t>
+      </w:r>
+      <w:r>
+        <w:rPr>
+          <w:b w:val="0"/>
+          <w:color w:val="262626"/>
+          <w:sz w:val="18"/>
+        </w:rPr>
+        <w:t xml:space="preserve"> — 명사(남) · 수요일 (불변)</w:t>
       </w:r>
     </w:p>
     <w:p>
@@ -9185,7 +9233,7 @@
           <w:color w:val="262626"/>
           <w:sz w:val="18"/>
         </w:rPr>
-        <w:t>요일·날짜 앞에는 보통 관사 없이 쓴다(martedì trentuno). cadere + 요일: 날짜가 어떤 요일에 '해당하다'.</w:t>
+        <w:t>날짜는 정관사 + 기수: il trentuno. 요일 이름은 남성이고 domenica만 여성.</w:t>
       </w:r>
     </w:p>
     <w:p>
@@ -9208,7 +9256,7 @@
           <w:color w:val="262626"/>
           <w:sz w:val="18"/>
         </w:rPr>
-        <w:t>cadere di mercoledì: 달력 표현. 모순을 짚어내는 논리적 관찰.</w:t>
+        <w:t>Il timbro dice...: 문서가 '~라고 적혀 있다'를 dire로 표현.</w:t>
       </w:r>
     </w:p>
     <w:p>
@@ -9231,7 +9279,7 @@
           <w:color w:val="262626"/>
           <w:sz w:val="18"/>
         </w:rPr>
-        <w:t>직설법 현재(Indicativo presente) — 문서 내용; 직설법 반과거(Imperfetto) — 과거의 상태(그해 달력)</w:t>
+        <w:t>직설법 현재 — 문서 내용; 직설법 반과거 — 과거 사실 묘사</w:t>
       </w:r>
     </w:p>
     <w:p>
@@ -10412,7 +10460,7 @@
           <w:color w:val="808080"/>
           <w:sz w:val="18"/>
         </w:rPr>
-        <w:t>광고는 싫어요, 교수님. 파티마를 위한 정의만 원해요.</w:t>
+        <w:t>남들 앞에 알려지는 건 싫어요, 교수님. 파티마를 위한 정의만 원해요.</w:t>
       </w:r>
     </w:p>
     <w:p>
@@ -11855,7 +11903,7 @@
           <w:color w:val="1A1A1A"/>
           <w:sz w:val="22"/>
         </w:rPr>
-        <w:t xml:space="preserve">   All'ufficio anagrafe, insieme alla richiesta di correzione.</w:t>
+        <w:t xml:space="preserve">   Al tribunale, insieme alla richiesta di rettifica.</w:t>
       </w:r>
     </w:p>
     <w:p>
@@ -11868,7 +11916,7 @@
           <w:color w:val="808080"/>
           <w:sz w:val="18"/>
         </w:rPr>
-        <w:t>신청서와 함께 호적 사무소로 보내.</w:t>
+        <w:t>정정 신청서와 함께 법원으로 보내.</w:t>
       </w:r>
     </w:p>
     <w:p>
@@ -11891,15 +11939,15 @@
           <w:color w:val="262626"/>
           <w:sz w:val="18"/>
         </w:rPr>
-        <w:t>ufficio</w:t>
-      </w:r>
-      <w:r>
-        <w:rPr>
-          <w:b w:val="0"/>
-          <w:color w:val="262626"/>
-          <w:sz w:val="18"/>
-        </w:rPr>
-        <w:t xml:space="preserve"> — 명사(남) · 사무소 / 복수 uffici</w:t>
+        <w:t>tribunale</w:t>
+      </w:r>
+      <w:r>
+        <w:rPr>
+          <w:b w:val="0"/>
+          <w:color w:val="262626"/>
+          <w:sz w:val="18"/>
+        </w:rPr>
+        <w:t xml:space="preserve"> — 명사(남) · 법원 / 복수 tribunali</w:t>
       </w:r>
       <w:r>
         <w:rPr>
@@ -11915,15 +11963,15 @@
           <w:color w:val="262626"/>
           <w:sz w:val="18"/>
         </w:rPr>
-        <w:t>anagrafe</w:t>
-      </w:r>
-      <w:r>
-        <w:rPr>
-          <w:b w:val="0"/>
-          <w:color w:val="262626"/>
-          <w:sz w:val="18"/>
-        </w:rPr>
-        <w:t xml:space="preserve"> — 명사(여) · 주민등록(호적) 사무소</w:t>
+        <w:t>richiesta</w:t>
+      </w:r>
+      <w:r>
+        <w:rPr>
+          <w:b w:val="0"/>
+          <w:color w:val="262626"/>
+          <w:sz w:val="18"/>
+        </w:rPr>
+        <w:t xml:space="preserve"> — 명사(여) · 신청, 요청 / 복수 richieste</w:t>
       </w:r>
       <w:r>
         <w:rPr>
@@ -11939,39 +11987,15 @@
           <w:color w:val="262626"/>
           <w:sz w:val="18"/>
         </w:rPr>
-        <w:t>richiesta</w:t>
-      </w:r>
-      <w:r>
-        <w:rPr>
-          <w:b w:val="0"/>
-          <w:color w:val="262626"/>
-          <w:sz w:val="18"/>
-        </w:rPr>
-        <w:t xml:space="preserve"> — 명사(여) · 신청서</w:t>
-      </w:r>
-      <w:r>
-        <w:rPr>
-          <w:b w:val="0"/>
-          <w:color w:val="262626"/>
-          <w:sz w:val="18"/>
-        </w:rPr>
-        <w:t xml:space="preserve"> · </w:t>
-      </w:r>
-      <w:r>
-        <w:rPr>
-          <w:b/>
-          <w:color w:val="262626"/>
-          <w:sz w:val="18"/>
-        </w:rPr>
-        <w:t>correzione</w:t>
-      </w:r>
-      <w:r>
-        <w:rPr>
-          <w:b w:val="0"/>
-          <w:color w:val="262626"/>
-          <w:sz w:val="18"/>
-        </w:rPr>
-        <w:t xml:space="preserve"> — 명사(여) · 정정</w:t>
+        <w:t>rettifica</w:t>
+      </w:r>
+      <w:r>
+        <w:rPr>
+          <w:b w:val="0"/>
+          <w:color w:val="262626"/>
+          <w:sz w:val="18"/>
+        </w:rPr>
+        <w:t xml:space="preserve"> — 명사(여) · 정정 / 복수 rettifiche</w:t>
       </w:r>
     </w:p>
     <w:p>
@@ -11994,7 +12018,7 @@
           <w:color w:val="262626"/>
           <w:sz w:val="18"/>
         </w:rPr>
-        <w:t>a + l' = all'(모음 앞), a + la = alla. insieme a: '~와 함께'.</w:t>
+        <w:t>a + il = al: al tribunale. insieme a + la = insieme alla '~와 함께'.</w:t>
       </w:r>
     </w:p>
     <w:p>
@@ -12017,7 +12041,7 @@
           <w:color w:val="262626"/>
           <w:sz w:val="18"/>
         </w:rPr>
-        <w:t>ufficio anagrafe: 이탈리아의 주민등록 담당 관청. 동사 생략한 대답.</w:t>
+        <w:t>richiesta di rettifica: 공문서 오류 정정 신청의 법률 용어.</w:t>
       </w:r>
     </w:p>
     <w:p>
@@ -12040,7 +12064,7 @@
           <w:color w:val="262626"/>
           <w:sz w:val="18"/>
         </w:rPr>
-        <w:t>동사 없음(명사문·생략된 대답)</w:t>
+        <w:t>생략문 — 앞 문장의 lo mando를 받는 답</w:t>
       </w:r>
     </w:p>
     <w:p>
@@ -16332,7 +16356,7 @@
           <w:color w:val="1A1A1A"/>
           <w:sz w:val="22"/>
         </w:rPr>
-        <w:t xml:space="preserve">   Cosa intendi, esattamente?</w:t>
+        <w:t xml:space="preserve">   Cosa intende, esattamente?</w:t>
       </w:r>
     </w:p>
     <w:p>
@@ -16368,15 +16392,15 @@
           <w:color w:val="262626"/>
           <w:sz w:val="18"/>
         </w:rPr>
-        <w:t>intendi</w:t>
-      </w:r>
-      <w:r>
-        <w:rPr>
-          <w:b w:val="0"/>
-          <w:color w:val="262626"/>
-          <w:sz w:val="18"/>
-        </w:rPr>
-        <w:t xml:space="preserve"> — 동사 intendere(의미하다) 직설법 현재 2인칭 단수</w:t>
+        <w:t>intende</w:t>
+      </w:r>
+      <w:r>
+        <w:rPr>
+          <w:b w:val="0"/>
+          <w:color w:val="262626"/>
+          <w:sz w:val="18"/>
+        </w:rPr>
+        <w:t xml:space="preserve"> — intendere 직설법 현재 3인칭 단수 (Lei)</w:t>
       </w:r>
       <w:r>
         <w:rPr>
@@ -16423,7 +16447,7 @@
           <w:color w:val="262626"/>
           <w:sz w:val="18"/>
         </w:rPr>
-        <w:t>Cosa intendi?: '무슨 뜻이야?'. Marco는 Galileo에게 tu를 쓴다.</w:t>
+        <w:t>Lei 존칭은 3인칭 단수: (Lei) intende. intendere = '의미하다, 뜻하다'.</w:t>
       </w:r>
     </w:p>
     <w:p>
@@ -16446,7 +16470,7 @@
           <w:color w:val="262626"/>
           <w:sz w:val="18"/>
         </w:rPr>
-        <w:t>상대 말의 의미를 명확히 해달라는 질문.</w:t>
+        <w:t>Cosa intende?: '무슨 말씀이세요?' 상대의 의도를 정중히 묻는 말.</w:t>
       </w:r>
     </w:p>
     <w:p>
@@ -16469,7 +16493,7 @@
           <w:color w:val="262626"/>
           <w:sz w:val="18"/>
         </w:rPr>
-        <w:t>직설법 현재(Indicativo presente) — 질문</w:t>
+        <w:t>직설법 현재(Indicativo presente) — 현재의 의도</w:t>
       </w:r>
     </w:p>
     <w:p>
@@ -17880,7 +17904,7 @@
           <w:color w:val="1A1A1A"/>
           <w:sz w:val="22"/>
         </w:rPr>
-        <w:t xml:space="preserve">   Riuscite a leggerlo, professore?</w:t>
+        <w:t xml:space="preserve">   Riesce a leggerlo, professore?</w:t>
       </w:r>
     </w:p>
     <w:p>
@@ -17916,15 +17940,15 @@
           <w:color w:val="262626"/>
           <w:sz w:val="18"/>
         </w:rPr>
-        <w:t>Riuscite</w:t>
-      </w:r>
-      <w:r>
-        <w:rPr>
-          <w:b w:val="0"/>
-          <w:color w:val="262626"/>
-          <w:sz w:val="18"/>
-        </w:rPr>
-        <w:t xml:space="preserve"> — 동사 riuscire(해내다) 직설법 현재 2인칭 복수 (voi)</w:t>
+        <w:t>riesce</w:t>
+      </w:r>
+      <w:r>
+        <w:rPr>
+          <w:b w:val="0"/>
+          <w:color w:val="262626"/>
+          <w:sz w:val="18"/>
+        </w:rPr>
+        <w:t xml:space="preserve"> — riuscire 직설법 현재 3인칭 단수 (Lei)</w:t>
       </w:r>
       <w:r>
         <w:rPr>
@@ -17948,7 +17972,31 @@
           <w:color w:val="262626"/>
           <w:sz w:val="18"/>
         </w:rPr>
-        <w:t xml:space="preserve"> — leggere + lo(그것=nome)</w:t>
+        <w:t xml:space="preserve"> — leggere 부정사 + lo (직접목적 대명사)</w:t>
+      </w:r>
+      <w:r>
+        <w:rPr>
+          <w:b w:val="0"/>
+          <w:color w:val="262626"/>
+          <w:sz w:val="18"/>
+        </w:rPr>
+        <w:t xml:space="preserve"> · </w:t>
+      </w:r>
+      <w:r>
+        <w:rPr>
+          <w:b/>
+          <w:color w:val="262626"/>
+          <w:sz w:val="18"/>
+        </w:rPr>
+        <w:t>professore</w:t>
+      </w:r>
+      <w:r>
+        <w:rPr>
+          <w:b w:val="0"/>
+          <w:color w:val="262626"/>
+          <w:sz w:val="18"/>
+        </w:rPr>
+        <w:t xml:space="preserve"> — 명사(남) · 교수 / 복수 professori</w:t>
       </w:r>
     </w:p>
     <w:p>
@@ -17971,7 +18019,7 @@
           <w:color w:val="262626"/>
           <w:sz w:val="18"/>
         </w:rPr>
-        <w:t>riuscire a + 부정사: '~하는 데 성공하다'. 부정사 뒤에 대명사를 붙인다(leggerlo). voi로 여러 사람에게 묻는다.</w:t>
+        <w:t>riuscire a + 부정사 '~해내다'. 대명사 lo는 부정사 끝에 붙는다: leggerlo.</w:t>
       </w:r>
     </w:p>
     <w:p>
@@ -17994,7 +18042,7 @@
           <w:color w:val="262626"/>
           <w:sz w:val="18"/>
         </w:rPr>
-        <w:t>기대와 긴장이 섞인 질문.</w:t>
+        <w:t>Riesce a...?: 상대의 능력을 정중히 묻는 표현.</w:t>
       </w:r>
     </w:p>
     <w:p>
@@ -18017,7 +18065,7 @@
           <w:color w:val="262626"/>
           <w:sz w:val="18"/>
         </w:rPr>
-        <w:t>직설법 현재(Indicativo presente) — 능력 질문</w:t>
+        <w:t>직설법 현재(Indicativo presente) — 지금 가능 여부</w:t>
       </w:r>
     </w:p>
     <w:p>
@@ -18960,7 +19008,7 @@
           <w:color w:val="1A1A1A"/>
           <w:sz w:val="22"/>
         </w:rPr>
-        <w:t xml:space="preserve">   Ha ragione, Professor Galileo. Meglio non affrettare conclusioni.</w:t>
+        <w:t xml:space="preserve">   Ha ragione, Professor Galileo. Meglio non trarre conclusioni affrettate.</w:t>
       </w:r>
     </w:p>
     <w:p>
@@ -18996,15 +19044,15 @@
           <w:color w:val="262626"/>
           <w:sz w:val="18"/>
         </w:rPr>
-        <w:t>Ha ragione</w:t>
-      </w:r>
-      <w:r>
-        <w:rPr>
-          <w:b w:val="0"/>
-          <w:color w:val="262626"/>
-          <w:sz w:val="18"/>
-        </w:rPr>
-        <w:t xml:space="preserve"> — avere ragione 직설법 현재 3인칭 단수 — Lei 존칭</w:t>
+        <w:t>trarre</w:t>
+      </w:r>
+      <w:r>
+        <w:rPr>
+          <w:b w:val="0"/>
+          <w:color w:val="262626"/>
+          <w:sz w:val="18"/>
+        </w:rPr>
+        <w:t xml:space="preserve"> — 동사 원형 · 끌어내다 (불규칙)</w:t>
       </w:r>
       <w:r>
         <w:rPr>
@@ -19020,15 +19068,15 @@
           <w:color w:val="262626"/>
           <w:sz w:val="18"/>
         </w:rPr>
-        <w:t>affrettare</w:t>
-      </w:r>
-      <w:r>
-        <w:rPr>
-          <w:b w:val="0"/>
-          <w:color w:val="262626"/>
-          <w:sz w:val="18"/>
-        </w:rPr>
-        <w:t xml:space="preserve"> — 동사 · 서두르다</w:t>
+        <w:t>conclusioni</w:t>
+      </w:r>
+      <w:r>
+        <w:rPr>
+          <w:b w:val="0"/>
+          <w:color w:val="262626"/>
+          <w:sz w:val="18"/>
+        </w:rPr>
+        <w:t xml:space="preserve"> — 명사(여) 복수 · 결론 / 단수 conclusione</w:t>
       </w:r>
       <w:r>
         <w:rPr>
@@ -19044,15 +19092,15 @@
           <w:color w:val="262626"/>
           <w:sz w:val="18"/>
         </w:rPr>
-        <w:t>conclusioni</w:t>
-      </w:r>
-      <w:r>
-        <w:rPr>
-          <w:b w:val="0"/>
-          <w:color w:val="262626"/>
-          <w:sz w:val="18"/>
-        </w:rPr>
-        <w:t xml:space="preserve"> — 명사 conclusione(결론, 여)의 복수</w:t>
+        <w:t>affrettate</w:t>
+      </w:r>
+      <w:r>
+        <w:rPr>
+          <w:b w:val="0"/>
+          <w:color w:val="262626"/>
+          <w:sz w:val="18"/>
+        </w:rPr>
+        <w:t xml:space="preserve"> — 형용사 · 성급한 (여성 복수, conclusioni에 일치)</w:t>
       </w:r>
     </w:p>
     <w:p>
@@ -19075,7 +19123,7 @@
           <w:color w:val="262626"/>
           <w:sz w:val="18"/>
         </w:rPr>
-        <w:t>Ha ragione: Marco가 Galileo에게 Lei 존칭(3인칭 단수)을 쓴다. Meglio + 부정사: '~하는 게 낫다'(È 생략).</w:t>
+        <w:t>(È) meglio + 부정사: '~하는 게 낫다'. 부정사 부정은 non + 부정사.</w:t>
       </w:r>
     </w:p>
     <w:p>
@@ -19098,7 +19146,7 @@
           <w:color w:val="262626"/>
           <w:sz w:val="18"/>
         </w:rPr>
-        <w:t>affrettare conclusioni: '성급히 결론 내리다'.</w:t>
+        <w:t>trarre conclusioni affrettate: '성급한 결론을 내리다' 관용구.</w:t>
       </w:r>
     </w:p>
     <w:p>
@@ -19121,7 +19169,7 @@
           <w:color w:val="262626"/>
           <w:sz w:val="18"/>
         </w:rPr>
-        <w:t>직설법 현재(Indicativo presente) — 판단; 부정사(Infinito) — 권고</w:t>
+        <w:t>직설법 현재(Indicativo presente) 생략 + 부정사 — 일반적 조언</w:t>
       </w:r>
     </w:p>
     <w:p>
@@ -19513,7 +19561,7 @@
           <w:color w:val="1A1A1A"/>
           <w:sz w:val="22"/>
         </w:rPr>
-        <w:t xml:space="preserve">   Marco, sei un po' strano da un minuto.</w:t>
+        <w:t xml:space="preserve">   Marco, lei è un po' strano da qualche minuto.</w:t>
       </w:r>
     </w:p>
     <w:p>
@@ -19526,7 +19574,7 @@
           <w:color w:val="808080"/>
           <w:sz w:val="18"/>
         </w:rPr>
-        <w:t>마르코, 방금부터 좀 이상해요.</w:t>
+        <w:t>마르코, 몇 분 전부터 좀 이상해요.</w:t>
       </w:r>
     </w:p>
     <w:p>
@@ -19549,15 +19597,15 @@
           <w:color w:val="262626"/>
           <w:sz w:val="18"/>
         </w:rPr>
-        <w:t>sei</w:t>
-      </w:r>
-      <w:r>
-        <w:rPr>
-          <w:b w:val="0"/>
-          <w:color w:val="262626"/>
-          <w:sz w:val="18"/>
-        </w:rPr>
-        <w:t xml:space="preserve"> — essere 직설법 현재 2인칭 단수</w:t>
+        <w:t>è</w:t>
+      </w:r>
+      <w:r>
+        <w:rPr>
+          <w:b w:val="0"/>
+          <w:color w:val="262626"/>
+          <w:sz w:val="18"/>
+        </w:rPr>
+        <w:t xml:space="preserve"> — essere 직설법 현재 3인칭 단수 (Lei)</w:t>
       </w:r>
       <w:r>
         <w:rPr>
@@ -19581,7 +19629,7 @@
           <w:color w:val="262626"/>
           <w:sz w:val="18"/>
         </w:rPr>
-        <w:t xml:space="preserve"> — 형용사 · 이상한 (남성 단수, Marco에 일치)</w:t>
+        <w:t xml:space="preserve"> — 형용사 · 이상한 (남성 단수)</w:t>
       </w:r>
       <w:r>
         <w:rPr>
@@ -19597,15 +19645,15 @@
           <w:color w:val="262626"/>
           <w:sz w:val="18"/>
         </w:rPr>
-        <w:t>minuto</w:t>
-      </w:r>
-      <w:r>
-        <w:rPr>
-          <w:b w:val="0"/>
-          <w:color w:val="262626"/>
-          <w:sz w:val="18"/>
-        </w:rPr>
-        <w:t xml:space="preserve"> — 명사(남) · 분 / 복수 minuti</w:t>
+        <w:t>da qualche minuto</w:t>
+      </w:r>
+      <w:r>
+        <w:rPr>
+          <w:b w:val="0"/>
+          <w:color w:val="262626"/>
+          <w:sz w:val="18"/>
+        </w:rPr>
+        <w:t xml:space="preserve"> — 부사구 · 몇 분 전부터</w:t>
       </w:r>
     </w:p>
     <w:p>
@@ -19628,7 +19676,7 @@
           <w:color w:val="262626"/>
           <w:sz w:val="18"/>
         </w:rPr>
-        <w:t>da + 기간 + 현재형: '~ 전부터 (지금까지) 계속'. sei strano da un minuto = '1분 전부터 이상하다'.</w:t>
+        <w:t>da + 기간 + 직설법 현재: 과거에 시작해 지금도 계속되는 상태. Lei 존칭이라 3인칭 è.</w:t>
       </w:r>
     </w:p>
     <w:p>
@@ -19651,7 +19699,7 @@
           <w:color w:val="262626"/>
           <w:sz w:val="18"/>
         </w:rPr>
-        <w:t>Sofia가 Marco에게 친근하게 tu를 쓴다.</w:t>
+        <w:t>essere strano: 평소와 달라 보이는 사람에게.</w:t>
       </w:r>
     </w:p>
     <w:p>
@@ -19674,7 +19722,7 @@
           <w:color w:val="262626"/>
           <w:sz w:val="18"/>
         </w:rPr>
-        <w:t>직설법 현재(Indicativo presente) — 과거에 시작해 지금까지 계속되는 상태</w:t>
+        <w:t>직설법 현재(Indicativo presente) — 지금까지 계속되는 상태</w:t>
       </w:r>
     </w:p>
     <w:p>
@@ -20757,7 +20805,7 @@
           <w:color w:val="1A1A1A"/>
           <w:sz w:val="22"/>
         </w:rPr>
-        <w:t xml:space="preserve">   A venerdì, Karim! Buonanotte a te e Fatima.</w:t>
+        <w:t xml:space="preserve">   A venerdì, Karim! Buonanotte a lei e a Fatima.</w:t>
       </w:r>
     </w:p>
     <w:p>
@@ -20793,15 +20841,15 @@
           <w:color w:val="262626"/>
           <w:sz w:val="18"/>
         </w:rPr>
-        <w:t>Buonanotte</w:t>
-      </w:r>
-      <w:r>
-        <w:rPr>
-          <w:b w:val="0"/>
-          <w:color w:val="262626"/>
-          <w:sz w:val="18"/>
-        </w:rPr>
-        <w:t xml:space="preserve"> — 명사(여) · 안녕히 주무세요, 잘 자</w:t>
+        <w:t>venerdì</w:t>
+      </w:r>
+      <w:r>
+        <w:rPr>
+          <w:b w:val="0"/>
+          <w:color w:val="262626"/>
+          <w:sz w:val="18"/>
+        </w:rPr>
+        <w:t xml:space="preserve"> — 명사(남) · 금요일 (불변)</w:t>
       </w:r>
       <w:r>
         <w:rPr>
@@ -20817,15 +20865,39 @@
           <w:color w:val="262626"/>
           <w:sz w:val="18"/>
         </w:rPr>
-        <w:t>venerdì</w:t>
-      </w:r>
-      <w:r>
-        <w:rPr>
-          <w:b w:val="0"/>
-          <w:color w:val="262626"/>
-          <w:sz w:val="18"/>
-        </w:rPr>
-        <w:t xml:space="preserve"> — 명사(남) · 금요일 (불변)</w:t>
+        <w:t>buonanotte</w:t>
+      </w:r>
+      <w:r>
+        <w:rPr>
+          <w:b w:val="0"/>
+          <w:color w:val="262626"/>
+          <w:sz w:val="18"/>
+        </w:rPr>
+        <w:t xml:space="preserve"> — 명사(여) · 잘 자요 인사 (불변)</w:t>
+      </w:r>
+      <w:r>
+        <w:rPr>
+          <w:b w:val="0"/>
+          <w:color w:val="262626"/>
+          <w:sz w:val="18"/>
+        </w:rPr>
+        <w:t xml:space="preserve"> · </w:t>
+      </w:r>
+      <w:r>
+        <w:rPr>
+          <w:b/>
+          <w:color w:val="262626"/>
+          <w:sz w:val="18"/>
+        </w:rPr>
+        <w:t>lei</w:t>
+      </w:r>
+      <w:r>
+        <w:rPr>
+          <w:b w:val="0"/>
+          <w:color w:val="262626"/>
+          <w:sz w:val="18"/>
+        </w:rPr>
+        <w:t xml:space="preserve"> — 강세 인칭대명사 3인칭 단수 (존칭 Lei)</w:t>
       </w:r>
     </w:p>
     <w:p>
@@ -20848,7 +20920,7 @@
           <w:color w:val="262626"/>
           <w:sz w:val="18"/>
         </w:rPr>
-        <w:t>A + 시간: 'A venerdì!' = 금요일에 봐요. 요일은 남성(domenica만 여성).</w:t>
+        <w:t>A + 요일/시점: 'A venerdì!' = '금요일에 봐요!'. 전치사 뒤 강세 대명사: a lei, a te.</w:t>
       </w:r>
     </w:p>
     <w:p>
@@ -20871,7 +20943,7 @@
           <w:color w:val="262626"/>
           <w:sz w:val="18"/>
         </w:rPr>
-        <w:t>작별 인사 공식 표현.</w:t>
+        <w:t>Buonanotte a lei e a Fatima: 가족에게 안부를 함께 전하는 작별 인사.</w:t>
       </w:r>
     </w:p>
     <w:p>
@@ -20894,7 +20966,7 @@
           <w:color w:val="262626"/>
           <w:sz w:val="18"/>
         </w:rPr>
-        <w:t>동사 없음(인사·감탄)</w:t>
+        <w:t>생략문 — 인사</w:t>
       </w:r>
     </w:p>
     <w:p>
@@ -21850,7 +21922,7 @@
           <w:color w:val="808080"/>
           <w:sz w:val="18"/>
         </w:rPr>
-        <w:t>보, 금요일이 뭔가 이상한 날이 될 것 같아요.</w:t>
+        <w:t>글쎄요, 금요일이 뭔가 이상한 날이 될 것 같아요.</w:t>
       </w:r>
     </w:p>
     <w:p>
